--- a/HN_CNTT1_Quàng Duy Mạnh_Báo cáo thực hành_03.docx
+++ b/HN_CNTT1_Quàng Duy Mạnh_Báo cáo thực hành_03.docx
@@ -39,7 +39,16 @@
         <w:t>Tên buổi thực hành:</w:t>
       </w:r>
       <w:r>
-        <w:t xml:space="preserve"> Session08 – Thực hành Mini Project</w:t>
+        <w:t xml:space="preserve"> Session</w:t>
+      </w:r>
+      <w:r>
+        <w:rPr>
+          <w:lang w:val="en-US"/>
+        </w:rPr>
+        <w:t>11</w:t>
+      </w:r>
+      <w:r>
+        <w:t xml:space="preserve"> – Thực hành Mini Project</w:t>
       </w:r>
       <w:r>
         <w:br/>
